--- a/design/Final_Perencanaan_Arsitektur.docx
+++ b/design/Final_Perencanaan_Arsitektur.docx
@@ -78,6 +78,20 @@
     <w:p>
       <w:r>
         <w:t>Modul LiveScore dan Medal menggunakan pendekatan Outbox Pattern, di mana tabel events ditulis bersamaan dengan update tabel state pada satu transaksi PostgreSQL, kemudian sebuah NATS publisher membaca outbox ini secara asinkron dan mengirimkannya (At-Least-Once delivery).</w:t>
+      </w:r>
+    </w:p>
+    <w:p>
+      <w:pPr>
+        <w:pStyle w:val="Heading1"/>
+      </w:pPr>
+      <w:r>
+        <w:t>5. Tema Tunggal UI/UX</w:t>
+      </w:r>
+    </w:p>
+    <w:p>
+      <w:pPr/>
+      <w:r>
+        <w:t>Tema UI/UX wajib dan tunggal adalah Techwind 3.3.0. Public Web wajib mengacu hanya pada theme-reference/HTML/Landing/dist/, sedangkan Admin Web wajib mengacu hanya pada theme-reference/HTML/Dashboard/dist/. Web dan mobile wajib mengadaptasi pola Techwind yang paling relevan. Tema, template, design system, layout, komponen visual, tipografi, dan bahasa interaksi selain Techwind dilarang. Tailwind CSS v4.x dan pustaka UI hanya berfungsi sebagai mesin atau alat implementasi; hasil visual wajib dinormalisasi ke pola dan token Techwind PORPROV.</w:t>
       </w:r>
     </w:p>
     <w:sectPr>
